--- a/resources/template-builder/copy-guides/networking-copy-guide.docx
+++ b/resources/template-builder/copy-guides/networking-copy-guide.docx
@@ -15,7 +15,7 @@
           <w:sz w:val="40"/>
           <w:szCs w:val="40"/>
         </w:rPr>
-        <w:t xml:space="preserve">Networking / Attendee Promo</w:t>
+        <w:t xml:space="preserve">PartsBase + PBExpo</w:t>
       </w:r>
     </w:p>
     <w:p>
